--- a/job-search/resumes/26_Amazon_Communications_Business_Analyst_Operations_Int.docx
+++ b/job-search/resumes/26_Amazon_Communications_Business_Analyst_Operations_Int.docx
@@ -56,7 +56,7 @@
     </w:p>
     <w:p>
       <w:pPr>
-        <w:spacing w:after="60" w:before="160" w:line="240" w:lineRule="auto"/>
+        <w:spacing w:after="60" w:before="140" w:line="240" w:lineRule="auto"/>
         <w:pBdr>
           <w:bottom w:val="single" w:sz="6" w:space="2" w:color="BFBFBF"/>
         </w:pBdr>
@@ -84,12 +84,12 @@
           <w:i w:val="0"/>
           <w:sz w:val="20"/>
         </w:rPr>
-        <w:t>Data analyst with 6+ years turning complex, high-volume enterprise datasets into decisions, owning the work end to end from extraction and modelling through dashboards and executive reporting. Advanced SQL and Python, Power BI and Tableau, with a track record of dashboards that cut reporting time and KPI frameworks leadership actually uses. Comfortable across SAP, SQL Server, Snowflake and Informatica, performing impact and scope analysis over integrated systems before build. Managed 1,000+ SKUs across East and West Africa and drove a $50M logistics cost reduction through cost-benefit and root cause analysis. M.S. Information Systems; B.E. Industrial Engineering.</w:t>
+        <w:t>Data analyst with 6+ years turning complex, high-volume enterprise datasets into decisions, owning the work end to end from extraction and modeling through dashboards and executive reporting. Advanced SQL and Python with Power BI and Tableau — dashboards that cut reporting time 30% and KPI frameworks presented monthly to senior leadership. Python and SQL pipelines released through CI/CD practices, plus Informatica ETL standards that keep data flows consistent and auditable. Writes user stories and acceptance criteria, authors test cases, partners with QA through defect triage, and drives UAT and business acceptance to formal sign-off.</w:t>
       </w:r>
     </w:p>
     <w:p>
       <w:pPr>
-        <w:spacing w:after="60" w:before="160" w:line="240" w:lineRule="auto"/>
+        <w:spacing w:after="60" w:before="140" w:line="240" w:lineRule="auto"/>
         <w:pBdr>
           <w:bottom w:val="single" w:sz="6" w:space="2" w:color="BFBFBF"/>
         </w:pBdr>
@@ -117,12 +117,12 @@
           <w:i w:val="0"/>
           <w:sz w:val="19"/>
         </w:rPr>
-        <w:t>SQL &amp; Python Analysis  ·  Power BI &amp; Tableau Dashboards  ·  KPI Design &amp; Executive Reporting  ·  Ad-hoc &amp; Self-Service Reporting  ·  Systems &amp; Integration Impact Analysis  ·  ERP (SAP) Implementation Support  ·  Solution Documentation  ·  Supply-Demand &amp; Inventory Analytics  ·  Logistics &amp; Transportation Analysis  ·  Cross-Functional Collaboration  ·  Requirements Elicitation &amp; Documentation  ·  User Stories &amp; Acceptance Criteria</w:t>
+        <w:t>process &amp; reporting automation  ·  data visualization  ·  business intelligence  ·  stakeholder management  ·  Tableau  ·  operational &amp; executive reporting  ·  Python (Pandas, NumPy, Scikit-learn)  ·  dashboards  ·  cross-functional collaboration  ·  healthcare data  ·  SQL (advanced)  ·  Excel (advanced)  ·  Power BI (DAX, Power Query)  ·  KPI design &amp; monitoring</w:t>
       </w:r>
     </w:p>
     <w:p>
       <w:pPr>
-        <w:spacing w:after="60" w:before="160" w:line="240" w:lineRule="auto"/>
+        <w:spacing w:after="60" w:before="140" w:line="240" w:lineRule="auto"/>
         <w:pBdr>
           <w:bottom w:val="single" w:sz="6" w:space="2" w:color="BFBFBF"/>
         </w:pBdr>
@@ -149,14 +149,14 @@
           <w:b/>
           <w:sz w:val="20"/>
         </w:rPr>
-        <w:t xml:space="preserve">Analytics &amp; Querying: </w:t>
+        <w:t xml:space="preserve">BI &amp; Visualization: </w:t>
       </w:r>
       <w:r>
         <w:rPr>
           <w:rFonts w:ascii="Calibri" w:hAnsi="Calibri"/>
           <w:sz w:val="20"/>
         </w:rPr>
-        <w:t>SQL (advanced), Python (Pandas, NumPy, Scikit-learn), Excel (advanced), SAS, VBA, PowerShell</w:t>
+        <w:t>data visualization, business intelligence, Tableau, operational &amp; executive reporting, dashboards, Power BI (DAX, Power Query), KPI design &amp; monitoring, ad hoc reporting, SSRS</w:t>
       </w:r>
     </w:p>
     <w:p>
@@ -176,7 +176,7 @@
           <w:rFonts w:ascii="Calibri" w:hAnsi="Calibri"/>
           <w:sz w:val="20"/>
         </w:rPr>
-        <w:t>ETL pipeline development, Informatica, large-dataset cleaning &amp; processing, data modeling, database design, system integration</w:t>
+        <w:t>process &amp; reporting automation, data pipelines, data warehouse &amp; mart design, system &amp; data integration, ETL pipeline development, Informatica, data modeling</w:t>
       </w:r>
     </w:p>
     <w:p>
@@ -189,14 +189,14 @@
           <w:b/>
           <w:sz w:val="20"/>
         </w:rPr>
-        <w:t xml:space="preserve">Modeling &amp; Planning: </w:t>
+        <w:t xml:space="preserve">Delivery &amp; Tools: </w:t>
       </w:r>
       <w:r>
         <w:rPr>
           <w:rFonts w:ascii="Calibri" w:hAnsi="Calibri"/>
           <w:sz w:val="20"/>
         </w:rPr>
-        <w:t>Forecasting, demand planning, regression, statistical analysis, capacity modeling, NLP</w:t>
+        <w:t>stakeholder management, cross-functional collaboration, Agile/Scrum, Waterfall, JIRA, Confluence</w:t>
       </w:r>
     </w:p>
     <w:p>
@@ -209,14 +209,14 @@
           <w:b/>
           <w:sz w:val="20"/>
         </w:rPr>
-        <w:t xml:space="preserve">Enterprise Platforms: </w:t>
+        <w:t xml:space="preserve">Languages &amp; Querying: </w:t>
       </w:r>
       <w:r>
         <w:rPr>
           <w:rFonts w:ascii="Calibri" w:hAnsi="Calibri"/>
           <w:sz w:val="20"/>
         </w:rPr>
-        <w:t>SAP (SD, MM, CRM, PP, WLM), SQL Server, Snowflake, Informatica, WMS</w:t>
+        <w:t>Python (Pandas, NumPy, Scikit-learn), SQL (advanced), Excel (advanced), VBA</w:t>
       </w:r>
     </w:p>
     <w:p>
@@ -229,14 +229,34 @@
           <w:b/>
           <w:sz w:val="20"/>
         </w:rPr>
-        <w:t xml:space="preserve">BI &amp; Visualization: </w:t>
+        <w:t xml:space="preserve">Analytics &amp; Modeling: </w:t>
       </w:r>
       <w:r>
         <w:rPr>
           <w:rFonts w:ascii="Calibri" w:hAnsi="Calibri"/>
           <w:sz w:val="20"/>
         </w:rPr>
-        <w:t>Power BI (DAX, Power Query), Tableau, SSRS, executive dashboards, KPI scorecards</w:t>
+        <w:t>statistical analysis, machine learning (Scikit-learn; MS coursework), forecasting, root cause analysis</w:t>
+      </w:r>
+    </w:p>
+    <w:p>
+      <w:pPr>
+        <w:spacing w:after="20" w:before="0" w:line="240" w:lineRule="auto"/>
+      </w:pPr>
+      <w:r>
+        <w:rPr>
+          <w:rFonts w:ascii="Calibri" w:hAnsi="Calibri"/>
+          <w:b/>
+          <w:sz w:val="20"/>
+        </w:rPr>
+        <w:t xml:space="preserve">Domain Expertise: </w:t>
+      </w:r>
+      <w:r>
+        <w:rPr>
+          <w:rFonts w:ascii="Calibri" w:hAnsi="Calibri"/>
+          <w:sz w:val="20"/>
+        </w:rPr>
+        <w:t>healthcare data</w:t>
       </w:r>
     </w:p>
     <w:p>
@@ -256,12 +276,12 @@
           <w:rFonts w:ascii="Calibri" w:hAnsi="Calibri"/>
           <w:sz w:val="20"/>
         </w:rPr>
-        <w:t>Requirements elicitation, functional &amp; non-functional specs, user stories, acceptance criteria, process flows (Visio), current/future-state and gap analysis</w:t>
+        <w:t>business requirements gathering</w:t>
       </w:r>
     </w:p>
     <w:p>
       <w:pPr>
-        <w:spacing w:after="60" w:before="160" w:line="240" w:lineRule="auto"/>
+        <w:spacing w:after="60" w:before="140" w:line="240" w:lineRule="auto"/>
         <w:pBdr>
           <w:bottom w:val="single" w:sz="6" w:space="2" w:color="BFBFBF"/>
         </w:pBdr>
@@ -317,7 +337,21 @@
           <w:rFonts w:ascii="Calibri" w:hAnsi="Calibri"/>
           <w:sz w:val="20"/>
         </w:rPr>
-        <w:t>Built analytical models for the transportation function that exposed critical deficiencies in the bidding process, delivering recommendations worth $10M in annual cost savings.</w:t>
+        <w:t>Build and automate Python and SQL data pipelines and reporting applications released through CI/CD practices on cloud infrastructure.</w:t>
+      </w:r>
+    </w:p>
+    <w:p>
+      <w:pPr>
+        <w:pStyle w:val="ListBullet"/>
+        <w:spacing w:after="40" w:before="0" w:line="240" w:lineRule="auto"/>
+        <w:ind w:left="259" w:hanging="187"/>
+      </w:pPr>
+      <w:r>
+        <w:rPr>
+          <w:rFonts w:ascii="Calibri" w:hAnsi="Calibri"/>
+          <w:sz w:val="20"/>
+        </w:rPr>
+        <w:t>Engineered and deployed interactive Power BI dashboards integrating disparate enterprise data sources, cutting reporting time 30% and generating $20,000 in annual savings.</w:t>
       </w:r>
     </w:p>
     <w:p>
@@ -332,6 +366,20 @@
           <w:sz w:val="20"/>
         </w:rPr>
         <w:t>Developed SQL and Python analyses across large-scale sales datasets to surface demand-supply imbalances, improving forecast accuracy 25% and informing inventory and capacity decisions.</w:t>
+      </w:r>
+    </w:p>
+    <w:p>
+      <w:pPr>
+        <w:pStyle w:val="ListBullet"/>
+        <w:spacing w:after="40" w:before="0" w:line="240" w:lineRule="auto"/>
+        <w:ind w:left="259" w:hanging="187"/>
+      </w:pPr>
+      <w:r>
+        <w:rPr>
+          <w:rFonts w:ascii="Calibri" w:hAnsi="Calibri"/>
+          <w:sz w:val="20"/>
+        </w:rPr>
+        <w:t>Execute SQL against backend databases for extraction, validation and reconciliation, confirming delivered data matches documented requirements before release.</w:t>
       </w:r>
     </w:p>
     <w:p>
@@ -373,7 +421,7 @@
           <w:rFonts w:ascii="Calibri" w:hAnsi="Calibri"/>
           <w:sz w:val="20"/>
         </w:rPr>
-        <w:t>Build and automate Python and SQL data pipelines and reporting applications released through CI/CD practices on cloud infrastructure.</w:t>
+        <w:t>Own data quality and governance processes across cross-functional analytics initiatives, maintaining review controls, ownership clarity and standards adoption that keep enterprise reporting trusted.</w:t>
       </w:r>
     </w:p>
     <w:p>
@@ -387,35 +435,7 @@
           <w:rFonts w:ascii="Calibri" w:hAnsi="Calibri"/>
           <w:sz w:val="20"/>
         </w:rPr>
-        <w:t>Execute SQL against backend databases for extraction, validation and reconciliation, confirming delivered data matches documented requirements before release.</w:t>
-      </w:r>
-    </w:p>
-    <w:p>
-      <w:pPr>
-        <w:pStyle w:val="ListBullet"/>
-        <w:spacing w:after="40" w:before="0" w:line="240" w:lineRule="auto"/>
-        <w:ind w:left="259" w:hanging="187"/>
-      </w:pPr>
-      <w:r>
-        <w:rPr>
-          <w:rFonts w:ascii="Calibri" w:hAnsi="Calibri"/>
-          <w:sz w:val="20"/>
-        </w:rPr>
-        <w:t>Engineered and deployed interactive Power BI dashboards integrating disparate enterprise data sources, cutting reporting time 30% and generating $20,000 in annual savings.</w:t>
-      </w:r>
-    </w:p>
-    <w:p>
-      <w:pPr>
-        <w:pStyle w:val="ListBullet"/>
-        <w:spacing w:after="40" w:before="0" w:line="240" w:lineRule="auto"/>
-        <w:ind w:left="259" w:hanging="187"/>
-      </w:pPr>
-      <w:r>
-        <w:rPr>
-          <w:rFonts w:ascii="Calibri" w:hAnsi="Calibri"/>
-          <w:sz w:val="20"/>
-        </w:rPr>
-        <w:t>Lead a monthly executive reporting cadence, presenting dashboard-driven insight on performance, risks and trends to align senior leadership on priorities.</w:t>
+        <w:t>Elicit business, functional and non-functional requirements from non-technical stakeholders and translate them into documented specifications, user stories and acceptance criteria.</w:t>
       </w:r>
     </w:p>
     <w:p>
@@ -457,7 +477,7 @@
           <w:rFonts w:ascii="Calibri" w:hAnsi="Calibri"/>
           <w:sz w:val="20"/>
         </w:rPr>
-        <w:t>Conducted cost-benefit and root cause analysis in SQL, Power BI and Tableau across pharmaceutical operations, identifying inefficiencies that drove a $50M reduction in logistics costs.</w:t>
+        <w:t>Integrated SSRS with SQL Server and Excel to automate reporting pipelines, eliminating manual reporting effort and improving data accessibility for business and IT teams.</w:t>
       </w:r>
     </w:p>
     <w:p>
@@ -485,35 +505,7 @@
           <w:rFonts w:ascii="Calibri" w:hAnsi="Calibri"/>
           <w:sz w:val="20"/>
         </w:rPr>
-        <w:t>Improved demand forecast accuracy 20% through recurring performance reviews with planners and business subject-matter experts, using statistical models and historical trend analysis.</w:t>
-      </w:r>
-    </w:p>
-    <w:p>
-      <w:pPr>
-        <w:pStyle w:val="ListBullet"/>
-        <w:spacing w:after="40" w:before="0" w:line="240" w:lineRule="auto"/>
-        <w:ind w:left="259" w:hanging="187"/>
-      </w:pPr>
-      <w:r>
-        <w:rPr>
-          <w:rFonts w:ascii="Calibri" w:hAnsi="Calibri"/>
-          <w:sz w:val="20"/>
-        </w:rPr>
-        <w:t>Integrated SSRS with SQL Server and Excel to automate reporting pipelines, eliminating manual reporting effort and improving data accessibility for business and IT teams.</w:t>
-      </w:r>
-    </w:p>
-    <w:p>
-      <w:pPr>
-        <w:pStyle w:val="ListBullet"/>
-        <w:spacing w:after="40" w:before="0" w:line="240" w:lineRule="auto"/>
-        <w:ind w:left="259" w:hanging="187"/>
-      </w:pPr>
-      <w:r>
-        <w:rPr>
-          <w:rFonts w:ascii="Calibri" w:hAnsi="Calibri"/>
-          <w:sz w:val="20"/>
-        </w:rPr>
-        <w:t>Ran daily supply-demand gap analysis using VBA, Power BI, Tableau and PowerShell, reducing stockouts 30% through proactive insight delivery.</w:t>
+        <w:t>Conducted cost-benefit and root cause analysis in SQL, Power BI and Tableau across pharmaceutical operations, identifying inefficiencies that drove a $50M reduction in logistics costs.</w:t>
       </w:r>
     </w:p>
     <w:p>
@@ -546,7 +538,35 @@
     </w:p>
     <w:p>
       <w:pPr>
-        <w:spacing w:after="60" w:before="160" w:line="240" w:lineRule="auto"/>
+        <w:pStyle w:val="ListBullet"/>
+        <w:spacing w:after="40" w:before="0" w:line="240" w:lineRule="auto"/>
+        <w:ind w:left="259" w:hanging="187"/>
+      </w:pPr>
+      <w:r>
+        <w:rPr>
+          <w:rFonts w:ascii="Calibri" w:hAnsi="Calibri"/>
+          <w:sz w:val="20"/>
+        </w:rPr>
+        <w:t>Improved demand forecast accuracy 20% through recurring performance reviews with planners and business subject-matter experts, using statistical models and historical trend analysis.</w:t>
+      </w:r>
+    </w:p>
+    <w:p>
+      <w:pPr>
+        <w:pStyle w:val="ListBullet"/>
+        <w:spacing w:after="40" w:before="0" w:line="240" w:lineRule="auto"/>
+        <w:ind w:left="259" w:hanging="187"/>
+      </w:pPr>
+      <w:r>
+        <w:rPr>
+          <w:rFonts w:ascii="Calibri" w:hAnsi="Calibri"/>
+          <w:sz w:val="20"/>
+        </w:rPr>
+        <w:t>Ran daily supply-demand gap analysis using VBA, Power BI, Tableau and PowerShell, reducing stockouts 30% through proactive insight delivery.</w:t>
+      </w:r>
+    </w:p>
+    <w:p>
+      <w:pPr>
+        <w:spacing w:after="60" w:before="140" w:line="240" w:lineRule="auto"/>
         <w:pBdr>
           <w:bottom w:val="single" w:sz="6" w:space="2" w:color="BFBFBF"/>
         </w:pBdr>
@@ -621,7 +641,7 @@
     </w:p>
     <w:sectPr>
       <w:pgSz w:w="12240" w:h="15840"/>
-      <w:pgMar w:top="720" w:right="936" w:bottom="720" w:left="936" w:header="720" w:footer="720" w:gutter="0"/>
+      <w:pgMar w:top="720" w:right="864" w:bottom="720" w:left="864" w:header="720" w:footer="720" w:gutter="0"/>
       <w:cols w:space="720"/>
       <w:docGrid w:linePitch="360"/>
     </w:sectPr>
